--- a/Manuale_Cassa_Oratorio.docx
+++ b/Manuale_Cassa_Oratorio.docx
@@ -94,7 +94,7 @@
         <w:rPr>
           <w:color w:val="666666"/>
         </w:rPr>
-        <w:t>Versione 1.0  |  2026</w:t>
+        <w:t>Versione 1.3  |  2026</w:t>
       </w:r>
     </w:p>
     <w:p>
@@ -126,10 +126,7 @@
         <w:spacing w:after="120"/>
       </w:pPr>
       <w:r>
-        <w:t xml:space="preserve">Cassa Oratorio e un sistema di cassa open source progettato specificamente per le esigenze degli oratori italiani. Permette di gestire vendite, scorte, comande per la cucina e statistiche di incasso, il tutto senza bisogno di connessione internet e con la </w:t>
-      </w:r>
-      <w:r>
-        <w:t>possibilita di usare piu dispositivi contemporaneamente sulla stessa rete WiFi.</w:t>
+        <w:t>Cassa Oratorio e un sistema di cassa open source progettato specificamente per le esigenze degli oratori italiani. Permette di gestire vendite, scorte, comande per la cucina e statistiche di incasso, il tutto senza bisogno di connessione internet e con la possibilita di usare piu dispositivi contemporaneamente sulla stessa rete WiFi.</w:t>
       </w:r>
     </w:p>
     <w:p/>
@@ -150,10 +147,7 @@
         </w:pBdr>
       </w:pPr>
       <w:r>
-        <w:t>Cos</w:t>
-      </w:r>
-      <w:r>
-        <w:t>a puoi fare con Cassa Oratorio</w:t>
+        <w:t>Cosa puoi fare con Cassa Oratorio</w:t>
       </w:r>
     </w:p>
     <w:p>
@@ -205,10 +199,7 @@
         <w:spacing w:before="40" w:after="40"/>
       </w:pPr>
       <w:r>
-        <w:t>Usare tablet e telefoni come casse aggiuntive sul</w:t>
-      </w:r>
-      <w:r>
-        <w:t>la rete WiFi</w:t>
+        <w:t>Usare tablet e telefoni come casse aggiuntive sulla rete WiFi</w:t>
       </w:r>
     </w:p>
     <w:p>
@@ -234,7 +225,43 @@
         <w:spacing w:before="40" w:after="40"/>
       </w:pPr>
       <w:r>
-        <w:t>Stampare o esportare i dati</w:t>
+        <w:t>Stampare o esportare i dati in Excel</w:t>
+      </w:r>
+    </w:p>
+    <w:p>
+      <w:pPr>
+        <w:numPr>
+          <w:ilvl w:val="0"/>
+          <w:numId w:val="1"/>
+        </w:numPr>
+        <w:spacing w:before="40" w:after="40"/>
+      </w:pPr>
+      <w:r>
+        <w:t>Gestire ordini da asporto con evidenziazione dedicata</w:t>
+      </w:r>
+    </w:p>
+    <w:p>
+      <w:pPr>
+        <w:numPr>
+          <w:ilvl w:val="0"/>
+          <w:numId w:val="1"/>
+        </w:numPr>
+        <w:spacing w:before="40" w:after="40"/>
+      </w:pPr>
+      <w:r>
+        <w:t>Ristampare scontrini dallo storico</w:t>
+      </w:r>
+    </w:p>
+    <w:p>
+      <w:pPr>
+        <w:numPr>
+          <w:ilvl w:val="0"/>
+          <w:numId w:val="1"/>
+        </w:numPr>
+        <w:spacing w:before="40" w:after="40"/>
+      </w:pPr>
+      <w:r>
+        <w:t>Passare in modalità schermo intero con un pulsante dedicato</w:t>
       </w:r>
     </w:p>
     <w:p/>
@@ -618,10 +645,7 @@
         </w:numPr>
       </w:pPr>
       <w:r>
-        <w:t>Estrai il contenuto dello ZIP in una</w:t>
-      </w:r>
-      <w:r>
-        <w:t xml:space="preserve"> cartella qualsiasi sul PC.</w:t>
+        <w:t>Estrai il contenuto dello ZIP in una cartella qualsiasi sul PC.</w:t>
       </w:r>
     </w:p>
     <w:p>
@@ -657,10 +681,7 @@
         </w:numPr>
       </w:pPr>
       <w:r>
-        <w:t>Clicca Installa ora — il programma si compila e si configura</w:t>
-      </w:r>
-      <w:r>
-        <w:t xml:space="preserve"> automaticamente.</w:t>
+        <w:t>Clicca Installa ora — il programma si compila e si configura automaticamente.</w:t>
       </w:r>
     </w:p>
     <w:p>
@@ -748,10 +769,7 @@
         </w:numPr>
       </w:pPr>
       <w:r>
-        <w:t>Estrai il contenuto dello ZIP di Ca</w:t>
-      </w:r>
-      <w:r>
-        <w:t>ssa Oratorio in una cartella definitiva, ad esempio C:\CassaOratorio\</w:t>
+        <w:t>Estrai il contenuto dello ZIP di Cassa Oratorio in una cartella definitiva, ad esempio C:\CassaOratorio\</w:t>
       </w:r>
     </w:p>
     <w:p>
@@ -775,10 +793,7 @@
         </w:numPr>
       </w:pPr>
       <w:r>
-        <w:t>Fai clic destro su AVVIA_CASSA.bat e scegli Esegui come amministratore — serv</w:t>
-      </w:r>
-      <w:r>
-        <w:t>e almeno la prima volta per aprire la porta nel firewall.</w:t>
+        <w:t>Fai clic destro su AVVIA_CASSA.bat e scegli Esegui come amministratore — serve almeno la prima volta per aprire la porta nel firewall.</w:t>
       </w:r>
     </w:p>
     <w:p>
@@ -802,10 +817,7 @@
         </w:numPr>
       </w:pPr>
       <w:r>
-        <w:t>Si apre automaticamente il browser con la cassa pronta. Vai su Setup per ins</w:t>
-      </w:r>
-      <w:r>
-        <w:t>erire prodotti, famiglie e comande.</w:t>
+        <w:t>Si apre automaticamente il browser con la cassa pronta. Vai su Setup per inserire prodotti, famiglie e comande.</w:t>
       </w:r>
     </w:p>
     <w:p/>
@@ -919,10 +931,7 @@
         <w:t xml:space="preserve">Suggerimento: </w:t>
       </w:r>
       <w:r>
-        <w:t xml:space="preserve">Usa una chiavetta USB 3.0 o </w:t>
-      </w:r>
-      <w:r>
-        <w:t>un SSD esterno per prestazioni migliori. Le chiavette lente possono rallentare il database.</w:t>
+        <w:t>Usa una chiavetta USB 3.0 o un SSD esterno per prestazioni migliori. Le chiavette lente possono rallentare il database.</w:t>
       </w:r>
     </w:p>
     <w:p/>
@@ -955,10 +964,7 @@
         </w:numPr>
       </w:pPr>
       <w:r>
-        <w:t>Sostituisci i file modificati (CassaOratorio.ps1, BUILD_FRONTEND.bat, e i f</w:t>
-      </w:r>
-      <w:r>
-        <w:t>ile in frontend-src/).</w:t>
+        <w:t>Sostituisci i file modificati (CassaOratorio.ps1, BUILD_FRONTEND.bat, e i file in frontend-src/).</w:t>
       </w:r>
     </w:p>
     <w:p>
@@ -1038,10 +1044,7 @@
         <w:spacing w:after="120"/>
       </w:pPr>
       <w:r>
-        <w:t xml:space="preserve">Ogni </w:t>
-      </w:r>
-      <w:r>
-        <w:t>giorno, per avviare la cassa:</w:t>
+        <w:t>Ogni giorno, per avviare la cassa:</w:t>
       </w:r>
     </w:p>
     <w:p/>
@@ -1165,15 +1168,7 @@
           <w:bCs/>
           <w:color w:val="16A34A"/>
         </w:rPr>
-        <w:t>Su</w:t>
-      </w:r>
-      <w:r>
-        <w:rPr>
-          <w:b/>
-          <w:bCs/>
-          <w:color w:val="16A34A"/>
-        </w:rPr>
-        <w:t xml:space="preserve">ggerimento: </w:t>
+        <w:t xml:space="preserve">Suggerimento: </w:t>
       </w:r>
       <w:r>
         <w:t>Prima di spegnere, esegui BACKUP_DATI.bat per creare una copia di sicurezza del database. I backup vengono salvati nella cartella backup\.</w:t>
@@ -1221,10 +1216,7 @@
         </w:numPr>
       </w:pPr>
       <w:r>
-        <w:t>Trova l'indirizzo IP del PC: apri il prompt dei coman</w:t>
-      </w:r>
-      <w:r>
-        <w:t>di e digita ipconfig, cerca Indirizzo IPv4 (es. 192.168.1.15).</w:t>
+        <w:t>Trova l'indirizzo IP del PC: apri il prompt dei comandi e digita ipconfig, cerca Indirizzo IPv4 (es. 192.168.1.15).</w:t>
       </w:r>
     </w:p>
     <w:p>
@@ -1248,10 +1240,7 @@
         </w:numPr>
       </w:pPr>
       <w:r>
-        <w:t xml:space="preserve">Nella pagina Comande, premi il bottone </w:t>
-      </w:r>
-      <w:r>
-        <w:t>con il simbolo del telefono per generare un QR Code.</w:t>
+        <w:t>Nella pagina Comande, premi il bottone con il simbolo del telefono per generare un QR Code.</w:t>
       </w:r>
     </w:p>
     <w:p>
@@ -1300,10 +1289,7 @@
       </w:pPr>
       <w:r>
         <w:lastRenderedPageBreak/>
-        <w:t>4. Configurazione iniziale (S</w:t>
-      </w:r>
-      <w:r>
-        <w:t>etup)</w:t>
+        <w:t>4. Configurazione iniziale (Setup)</w:t>
       </w:r>
     </w:p>
     <w:p>
@@ -1331,10 +1317,7 @@
         <w:spacing w:after="120"/>
       </w:pPr>
       <w:r>
-        <w:t>Le famiglie raggruppano i prodotti per categoria (es. Fritti, Bar, Dolci). Ogni famiglia ha un colore che appare sui puls</w:t>
-      </w:r>
-      <w:r>
-        <w:t>anti della cassa.</w:t>
+        <w:t>Le famiglie raggruppano i prodotti per categoria (es. Fritti, Bar, Dolci). Ogni famiglia ha un colore che appare sui pulsanti della cassa.</w:t>
       </w:r>
     </w:p>
     <w:p/>
@@ -1387,6 +1370,27 @@
       </w:r>
     </w:p>
     <w:p/>
+    <w:p>
+      <w:pPr>
+        <w:pBdr>
+          <w:left w:val="single" w:sz="12" w:space="8" w:color="2563EB"/>
+        </w:pBdr>
+        <w:shd w:val="clear" w:color="auto" w:fill="EFF6FF"/>
+        <w:spacing w:before="100" w:after="100"/>
+        <w:ind w:left="200"/>
+      </w:pPr>
+      <w:r>
+        <w:rPr>
+          <w:b/>
+          <w:bCs/>
+          <w:color w:val="2563EB"/>
+        </w:rPr>
+        <w:t xml:space="preserve">Suggerimento: </w:t>
+      </w:r>
+      <w:r>
+        <w:t>Le famiglie disattivate vengono automaticamente nascoste nella schermata Cassa insieme a tutti i loro prodotti. Utile per nascondere categorie stagionali senza doverle eliminare.</w:t>
+      </w:r>
+    </w:p>
     <w:p>
       <w:pPr>
         <w:pStyle w:val="Heading20"/>
@@ -1428,10 +1432,7 @@
         </w:numPr>
       </w:pPr>
       <w:r>
-        <w:t>Clicca su Nuovo p</w:t>
-      </w:r>
-      <w:r>
-        <w:t>rodotto</w:t>
+        <w:t>Clicca su Nuovo prodotto</w:t>
       </w:r>
     </w:p>
     <w:p>
@@ -1477,13 +1478,31 @@
         <w:t xml:space="preserve">Nota: </w:t>
       </w:r>
       <w:r>
-        <w:t>Se piu prodotti condividono lo stesso stock (es. hamburger e hamburger bacon che usano gli stessi panini</w:t>
-      </w:r>
-      <w:r>
-        <w:t>), crea un Magazzino comune in Setup &gt; Magazzini comuni e collegaci i prodotti.</w:t>
-      </w:r>
-    </w:p>
-    <w:p/>
+        <w:t>Se piu prodotti condividono lo stesso stock (es. hamburger e hamburger bacon che usano gli stessi panini), crea un Magazzino comune in Setup &gt; Magazzini comuni e collegaci i prodotti.</w:t>
+      </w:r>
+    </w:p>
+    <w:p/>
+    <w:p>
+      <w:pPr>
+        <w:pBdr>
+          <w:left w:val="single" w:sz="12" w:space="8" w:color="2563EB"/>
+        </w:pBdr>
+        <w:shd w:val="clear" w:color="auto" w:fill="EFF6FF"/>
+        <w:spacing w:before="100" w:after="100"/>
+        <w:ind w:left="200"/>
+      </w:pPr>
+      <w:r>
+        <w:rPr>
+          <w:b/>
+          <w:bCs/>
+          <w:color w:val="2563EB"/>
+        </w:rPr>
+        <w:t xml:space="preserve">Suggerimento: </w:t>
+      </w:r>
+      <w:r>
+        <w:t>Le scorte vengono verificate in tempo reale durante la composizione dello scontrino. Se un prodotto si esaurisce mentre stai preparando un ordine, il pulsante viene disabilitato automaticamente. Sia le vendite normali che gli omaggi contano verso la scorta.</w:t>
+      </w:r>
+    </w:p>
     <w:p>
       <w:pPr>
         <w:pStyle w:val="Heading20"/>
@@ -1537,10 +1556,7 @@
         </w:numPr>
       </w:pPr>
       <w:r>
-        <w:t xml:space="preserve">Inserisci il nome (es. Griglia, </w:t>
-      </w:r>
-      <w:r>
-        <w:t>Bar, Fritti)</w:t>
+        <w:t>Inserisci il nome (es. Griglia, Bar, Fritti)</w:t>
       </w:r>
     </w:p>
     <w:p>
@@ -1594,10 +1610,7 @@
         <w:spacing w:after="120"/>
       </w:pPr>
       <w:r>
-        <w:t>Puoi personalizzare l'</w:t>
-      </w:r>
-      <w:r>
-        <w:t>aspetto dei pulsanti della cassa in Setup &gt; Aspetto:</w:t>
+        <w:t>Puoi personalizzare l'aspetto dei pulsanti della cassa in Setup &gt; Aspetto:</w:t>
       </w:r>
     </w:p>
     <w:p>
@@ -1685,24 +1698,10 @@
         <w:t xml:space="preserve">Suggerimento: </w:t>
       </w:r>
       <w:r>
-        <w:t>Le modifiche all'aspetto sono salvate nel browser. Per applicarle torna alla pagina Cassa.</w:t>
-      </w:r>
-    </w:p>
-    <w:p/>
-    <w:p>
-      <w:r>
-        <w:br w:type="page"/>
-      </w:r>
-    </w:p>
-    <w:p>
-      <w:pPr>
-        <w:pStyle w:val="Heading10"/>
-      </w:pPr>
-      <w:r>
-        <w:lastRenderedPageBreak/>
-        <w:t>5. La cassa</w:t>
-      </w:r>
-    </w:p>
+        <w:t>Le modifiche all'aspetto e le configurazioni di stampa sono salvate nel database. Questo significa che viaggiano con la chiavetta USB e si ritrovano su qualsiasi PC.</w:t>
+      </w:r>
+    </w:p>
+    <w:p/>
     <w:p>
       <w:pPr>
         <w:pStyle w:val="Heading20"/>
@@ -1711,6 +1710,81 @@
         </w:pBdr>
       </w:pPr>
       <w:r>
+        <w:t>Ingredienti personalizzabili</w:t>
+      </w:r>
+    </w:p>
+    <w:p>
+      <w:pPr>
+        <w:spacing w:after="120"/>
+      </w:pPr>
+      <w:r>
+        <w:t>Per i prodotti che possono essere personalizzati dal cliente (es. hamburger, panini), puoi configurare la lista degli ingredienti:</w:t>
+      </w:r>
+    </w:p>
+    <w:p>
+      <w:pPr>
+        <w:numPr>
+          <w:ilvl w:val="0"/>
+          <w:numId w:val="3"/>
+        </w:numPr>
+      </w:pPr>
+      <w:r>
+        <w:t>Vai su Setup → Prodotti e seleziona il prodotto</w:t>
+      </w:r>
+    </w:p>
+    <w:p>
+      <w:pPr>
+        <w:numPr>
+          <w:ilvl w:val="0"/>
+          <w:numId w:val="3"/>
+        </w:numPr>
+      </w:pPr>
+      <w:r>
+        <w:t>Nel campo Ingredienti inserisci gli ingredienti separati da virgola (es. insalata, pomodoro, formaggio, cipolla)</w:t>
+      </w:r>
+    </w:p>
+    <w:p>
+      <w:pPr>
+        <w:numPr>
+          <w:ilvl w:val="0"/>
+          <w:numId w:val="3"/>
+        </w:numPr>
+      </w:pPr>
+      <w:r>
+        <w:t>Salva il prodotto</w:t>
+      </w:r>
+    </w:p>
+    <w:p/>
+    <w:p>
+      <w:pPr>
+        <w:spacing w:after="120"/>
+      </w:pPr>
+      <w:r>
+        <w:t>Nella schermata Cassa, quando aggiungi un prodotto con ingredienti allo scontrino, appare un pulsante 🔧 accanto al nome. Cliccandolo si apre un menu con checkbox per selezionare gli ingredienti da escludere. Le esclusioni vengono scritte automaticamente nelle note della riga (es. “no insalata, no formaggio”) e appaiono sullo scontrino e sulla comanda stampata.</w:t>
+      </w:r>
+    </w:p>
+    <w:p>
+      <w:r>
+        <w:br w:type="page"/>
+      </w:r>
+    </w:p>
+    <w:p>
+      <w:pPr>
+        <w:pStyle w:val="Heading10"/>
+      </w:pPr>
+      <w:r>
+        <w:lastRenderedPageBreak/>
+        <w:t>5. La cassa</w:t>
+      </w:r>
+    </w:p>
+    <w:p>
+      <w:pPr>
+        <w:pStyle w:val="Heading20"/>
+        <w:pBdr>
+          <w:bottom w:val="single" w:sz="4" w:space="4" w:color="D97706"/>
+        </w:pBdr>
+      </w:pPr>
+      <w:r>
         <w:t>Come fare uno scontrino</w:t>
       </w:r>
     </w:p>
@@ -1735,10 +1809,7 @@
         </w:numPr>
       </w:pPr>
       <w:r>
-        <w:t>Clicca sui pulsanti d</w:t>
-      </w:r>
-      <w:r>
-        <w:t>ei prodotti per aggiungerli allo scontrino</w:t>
+        <w:t>Clicca sui pulsanti dei prodotti per aggiungerli allo scontrino</w:t>
       </w:r>
     </w:p>
     <w:p>
@@ -1762,7 +1833,7 @@
         </w:numPr>
       </w:pPr>
       <w:r>
-        <w:t>Per aggiungere una nota a una riga (es. senza cipolla), fai doppio clic sul nome del prodotto</w:t>
+        <w:t>Per aggiungere una nota libera a una riga, fai doppio clic sul nome del prodotto. Per i prodotti con ingredienti configurati, clicca il pulsante 🔧 per aprire il menu di personalizzazione e selezionare quali ingredienti escludere (es. no insalata, no formaggio)</w:t>
       </w:r>
     </w:p>
     <w:p>
@@ -1774,10 +1845,7 @@
         </w:numPr>
       </w:pPr>
       <w:r>
-        <w:t>Applica uno sconto se necessario inserendo il valore</w:t>
-      </w:r>
-      <w:r>
-        <w:t xml:space="preserve"> e scegliendo % o euro</w:t>
+        <w:t>Applica uno sconto se necessario inserendo il valore e scegliendo % o euro</w:t>
       </w:r>
     </w:p>
     <w:p>
@@ -1790,6 +1858,50 @@
       </w:pPr>
       <w:r>
         <w:t>Clicca PAGA per aprire il pannello di pagamento</w:t>
+      </w:r>
+    </w:p>
+    <w:p>
+      <w:pPr>
+        <w:numPr>
+          <w:ilvl w:val="0"/>
+          <w:numId w:val="3"/>
+        </w:numPr>
+      </w:pPr>
+      <w:r>
+        <w:t>Per assegnare un numero tavolo, clicca il pulsante Tavolo nello scontrino</w:t>
+      </w:r>
+    </w:p>
+    <w:p>
+      <w:pPr>
+        <w:numPr>
+          <w:ilvl w:val="0"/>
+          <w:numId w:val="3"/>
+        </w:numPr>
+      </w:pPr>
+      <w:r>
+        <w:t>Per un ordine da asporto, attiva il toggle Asporto (si evidenzia in arancione). Il testo ASPORTO apparirà sia sullo scontrino che sulla comanda stampata</w:t>
+      </w:r>
+    </w:p>
+    <w:p/>
+    <w:p>
+      <w:pPr>
+        <w:pBdr>
+          <w:left w:val="single" w:sz="12" w:space="8" w:color="2563EB"/>
+        </w:pBdr>
+        <w:shd w:val="clear" w:color="auto" w:fill="EFF6FF"/>
+        <w:spacing w:before="100" w:after="100"/>
+        <w:ind w:left="200"/>
+      </w:pPr>
+      <w:r>
+        <w:rPr>
+          <w:b/>
+          <w:bCs/>
+          <w:color w:val="2563EB"/>
+        </w:rPr>
+        <w:t xml:space="preserve">Suggerimento: </w:t>
+      </w:r>
+      <w:r>
+        <w:t xml:space="preserve">Usa il pulsante ⛶ nella barra di navigazione per passare a schermo intero. La cassa resta in fullscreen anche durante stampa e conferme. </w:t>
       </w:r>
     </w:p>
     <w:p/>
@@ -1887,10 +1999,7 @@
           </w:tcPr>
           <w:p>
             <w:r>
-              <w:t>Puoi inserire l'importo ricevuto con il tastierino — il sistema calcola automaticamente il resto. Se lasci il cam</w:t>
-            </w:r>
-            <w:r>
-              <w:t>po vuoto, il pagamento viene registrato come esatto.</w:t>
+              <w:t>Puoi cliccare sui pulsanti delle banconote (500, 200, 100, 50, 20, 10, 5) e delle monete (2€, 1€, 50c, 20c, 10c, 5c) per comporre l'importo ricevuto. Il sistema somma i tagli e calcola automaticamente il resto. In alternativa puoi digitare l'importo con il tastierino numerico. Se lasci il campo vuoto, il pagamento viene registrato come esatto.</w:t>
             </w:r>
           </w:p>
         </w:tc>
@@ -2088,10 +2197,7 @@
         <w:spacing w:after="120"/>
       </w:pPr>
       <w:r>
-        <w:t>Il pulsante Storico mostra gli scontrini della giornata. Da qui pu</w:t>
-      </w:r>
-      <w:r>
-        <w:t>oi:</w:t>
+        <w:t>Il pulsante Storico mostra gli scontrini della giornata. Da qui puoi:</w:t>
       </w:r>
     </w:p>
     <w:p>
@@ -2144,6 +2250,42 @@
       </w:pPr>
       <w:r>
         <w:t>Stornare completamente uno scontrino</w:t>
+      </w:r>
+    </w:p>
+    <w:p>
+      <w:pPr>
+        <w:numPr>
+          <w:ilvl w:val="0"/>
+          <w:numId w:val="1"/>
+        </w:numPr>
+        <w:spacing w:before="40" w:after="40"/>
+      </w:pPr>
+      <w:r>
+        <w:t>Applicare uno sconto post-vendita</w:t>
+      </w:r>
+    </w:p>
+    <w:p>
+      <w:pPr>
+        <w:numPr>
+          <w:ilvl w:val="0"/>
+          <w:numId w:val="1"/>
+        </w:numPr>
+        <w:spacing w:before="40" w:after="40"/>
+      </w:pPr>
+      <w:r>
+        <w:t>Ristampare uno scontrino con il pulsante Ristampa</w:t>
+      </w:r>
+    </w:p>
+    <w:p>
+      <w:pPr>
+        <w:numPr>
+          <w:ilvl w:val="0"/>
+          <w:numId w:val="1"/>
+        </w:numPr>
+        <w:spacing w:before="40" w:after="40"/>
+      </w:pPr>
+      <w:r>
+        <w:t>Impostare o rimuovere l'omaggio su singole righe</w:t>
       </w:r>
     </w:p>
     <w:p/>
@@ -2188,10 +2330,7 @@
         <w:spacing w:after="120"/>
       </w:pPr>
       <w:r>
-        <w:t>La pagina Comande e pensata per essere aperta su un tablet in cucina o al bar. Mostra in t</w:t>
-      </w:r>
-      <w:r>
-        <w:t>empo reale tutti gli ordini da preparare.</w:t>
+        <w:t>La pagina Comande e pensata per essere aperta su un tablet in cucina o al bar. Mostra in tempo reale tutti gli ordini da preparare.</w:t>
       </w:r>
     </w:p>
     <w:p/>
@@ -2710,10 +2849,7 @@
         <w:t xml:space="preserve">Nota: </w:t>
       </w:r>
       <w:r>
-        <w:t>Le comande evase sono condivise tra tutti i dispositivi in tempo reale. Se segni come eva</w:t>
-      </w:r>
-      <w:r>
-        <w:t>sa dal tablet, il PC si aggiorna automaticamente entro pochi secondi.</w:t>
+        <w:t>Le comande evase sono condivise tra tutti i dispositivi in tempo reale. Se segni come evasa dal tablet, il PC si aggiorna automaticamente entro pochi secondi.</w:t>
       </w:r>
     </w:p>
     <w:p/>
@@ -2725,6 +2861,46 @@
         </w:pBdr>
       </w:pPr>
       <w:r>
+        <w:t>Checkbox per singola riga</w:t>
+      </w:r>
+    </w:p>
+    <w:p>
+      <w:pPr>
+        <w:spacing w:after="120"/>
+      </w:pPr>
+      <w:r>
+        <w:t>Ogni riga di una comanda ha una checkbox che permette di segnare i singoli prodotti come pronti. Questo è utile quando la preparazione di un ordine richiede tempi diversi per i vari prodotti. Le checkbox sono sincronizzate in tempo reale tra tutti i dispositivi.</w:t>
+      </w:r>
+    </w:p>
+    <w:p/>
+    <w:p>
+      <w:pPr>
+        <w:pStyle w:val="Heading20"/>
+        <w:pBdr>
+          <w:bottom w:val="single" w:sz="4" w:space="4" w:color="D97706"/>
+        </w:pBdr>
+      </w:pPr>
+      <w:r>
+        <w:t>Vista per-riga</w:t>
+      </w:r>
+    </w:p>
+    <w:p>
+      <w:pPr>
+        <w:spacing w:after="120"/>
+      </w:pPr>
+      <w:r>
+        <w:t>Oltre alla vista per comande, puoi passare alla vista per-riga che mostra tutti i prodotti raggruppati per tipo invece che per scontrino. È particolarmente utile per la cucina quando deve preparare molte porzioni dello stesso prodotto.</w:t>
+      </w:r>
+    </w:p>
+    <w:p/>
+    <w:p>
+      <w:pPr>
+        <w:pStyle w:val="Heading20"/>
+        <w:pBdr>
+          <w:bottom w:val="single" w:sz="4" w:space="4" w:color="D97706"/>
+        </w:pBdr>
+      </w:pPr>
+      <w:r>
         <w:t>Vista Riepilogo</w:t>
       </w:r>
     </w:p>
@@ -2756,10 +2932,7 @@
         <w:spacing w:after="120"/>
       </w:pPr>
       <w:r>
-        <w:t>L</w:t>
-      </w:r>
-      <w:r>
-        <w:t>a pagina Magazzino permette di gestire le scorte dei prodotti. Ogni vendita scala automaticamente la giacenza.</w:t>
+        <w:t>La pagina Magazzino permette di gestire le scorte dei prodotti. Ogni vendita scala automaticamente la giacenza.</w:t>
       </w:r>
     </w:p>
     <w:p/>
@@ -3695,6 +3868,83 @@
         </w:pBdr>
       </w:pPr>
       <w:r>
+        <w:t>Export Excel</w:t>
+      </w:r>
+    </w:p>
+    <w:p>
+      <w:pPr>
+        <w:spacing w:after="120"/>
+      </w:pPr>
+      <w:r>
+        <w:t>Il pulsante Export XLSX genera un file Excel con tre fogli separati:</w:t>
+      </w:r>
+    </w:p>
+    <w:p>
+      <w:pPr>
+        <w:numPr>
+          <w:ilvl w:val="0"/>
+          <w:numId w:val="1"/>
+        </w:numPr>
+        <w:spacing w:before="40" w:after="40"/>
+      </w:pPr>
+      <w:r>
+        <w:rPr>
+          <w:b/>
+          <w:bCs/>
+        </w:rPr>
+        <w:t xml:space="preserve">Venduto: </w:t>
+      </w:r>
+      <w:r>
+        <w:t>quantità e incasso per ogni prodotto, inclusi gli omaggi</w:t>
+      </w:r>
+    </w:p>
+    <w:p>
+      <w:pPr>
+        <w:numPr>
+          <w:ilvl w:val="0"/>
+          <w:numId w:val="1"/>
+        </w:numPr>
+        <w:spacing w:before="40" w:after="40"/>
+      </w:pPr>
+      <w:r>
+        <w:rPr>
+          <w:b/>
+          <w:bCs/>
+        </w:rPr>
+        <w:t xml:space="preserve">Scontrini: </w:t>
+      </w:r>
+      <w:r>
+        <w:t>elenco completo degli scontrini con numero, data, totale, tipo pagamento e stato</w:t>
+      </w:r>
+    </w:p>
+    <w:p>
+      <w:pPr>
+        <w:numPr>
+          <w:ilvl w:val="0"/>
+          <w:numId w:val="1"/>
+        </w:numPr>
+        <w:spacing w:before="40" w:after="40"/>
+      </w:pPr>
+      <w:r>
+        <w:rPr>
+          <w:b/>
+          <w:bCs/>
+        </w:rPr>
+        <w:t xml:space="preserve">Riepilogo: </w:t>
+      </w:r>
+      <w:r>
+        <w:t>totali aggregati per incasso, scontrini, media, contanti, carta e sconti</w:t>
+      </w:r>
+    </w:p>
+    <w:p/>
+    <w:p>
+      <w:pPr>
+        <w:pStyle w:val="Heading20"/>
+        <w:pBdr>
+          <w:bottom w:val="single" w:sz="4" w:space="4" w:color="D97706"/>
+        </w:pBdr>
+      </w:pPr>
+      <w:r>
         <w:t>Eliminare gli scontrini</w:t>
       </w:r>
     </w:p>
@@ -3864,10 +4114,7 @@
         <w:t xml:space="preserve">Attenzione: </w:t>
       </w:r>
       <w:r>
-        <w:t>L'</w:t>
-      </w:r>
-      <w:r>
-        <w:t>eliminazione degli scontrini e irreversibile. Esegui sempre un backup prima di procedere.</w:t>
+        <w:t>L'eliminazione degli scontrini e irreversibile. Esegui sempre un backup prima di procedere.</w:t>
       </w:r>
     </w:p>
     <w:p/>
@@ -4045,10 +4292,7 @@
         </w:numPr>
       </w:pPr>
       <w:r>
-        <w:t>Avvia la nuova installazione — trover</w:t>
-      </w:r>
-      <w:r>
-        <w:t>a tutti i dati</w:t>
+        <w:t>Avvia la nuova installazione — trovera tutti i dati</w:t>
       </w:r>
     </w:p>
     <w:p/>
@@ -4116,10 +4360,7 @@
         </w:numPr>
       </w:pPr>
       <w:r>
-        <w:t>Incollalo in app\pb_data\ sovrascrivendo il file esisten</w:t>
-      </w:r>
-      <w:r>
-        <w:t>te</w:t>
+        <w:t>Incollalo in app\pb_data\ sovrascrivendo il file esistente</w:t>
       </w:r>
     </w:p>
     <w:p>
@@ -4409,10 +4650,7 @@
           </w:tcPr>
           <w:p>
             <w:r>
-              <w:t>Windows Defender potrebbe aver bloccato l'eseguibile. Vai su Sicurezza Windows &gt;</w:t>
-            </w:r>
-            <w:r>
-              <w:t xml:space="preserve"> Protezione da virus, cerca pocketbase nella cronologia e sblocca.</w:t>
+              <w:t>Windows Defender potrebbe aver bloccato l'eseguibile. Vai su Sicurezza Windows &gt; Protezione da virus, cerca pocketbase nella cronologia e sblocca.</w:t>
             </w:r>
           </w:p>
         </w:tc>
@@ -4830,10 +5068,7 @@
           </w:tcPr>
           <w:p>
             <w:r>
-              <w:t>In Setup &gt;</w:t>
-            </w:r>
-            <w:r>
-              <w:t xml:space="preserve"> Comande, assicurati di aver selezionato le famiglie di prodotti per ogni comanda</w:t>
+              <w:t>In Setup &gt; Comande, assicurati di aver selezionato le famiglie di prodotti per ogni comanda</w:t>
             </w:r>
           </w:p>
         </w:tc>
@@ -5926,10 +6161,7 @@
         <w:t xml:space="preserve">Attenzione: </w:t>
       </w:r>
       <w:r>
-        <w:t xml:space="preserve">Il pannello admin e potente e permette di modificare direttamente il database. Usalo con attenzione. Non modificare la struttura delle collection se non sai cosa stai </w:t>
-      </w:r>
-      <w:r>
-        <w:t>facendo.</w:t>
+        <w:t>Il pannello admin e potente e permette di modificare direttamente il database. Usalo con attenzione. Non modificare la struttura delle collection se non sai cosa stai facendo.</w:t>
       </w:r>
     </w:p>
     <w:p/>
@@ -6022,10 +6254,7 @@
         </w:numPr>
       </w:pPr>
       <w:r>
-        <w:t>Ripeti per tutte le collection: scontrini, righe_scontrino,</w:t>
-      </w:r>
-      <w:r>
-        <w:t xml:space="preserve"> prodotti, famiglie, comande, magazzini_comuni, movimenti_magazzino, comande_evase, utenti, menu, tavoli</w:t>
+        <w:t>Ripeti per tutte le collection: scontrini, righe_scontrino, prodotti, famiglie, comande, magazzini_comuni, movimenti_magazzino, comande_evase, utenti, menu, tavoli, configurazione, righe_pronte</w:t>
       </w:r>
     </w:p>
     <w:p/>
@@ -6335,10 +6564,7 @@
         <w:spacing w:after="120"/>
       </w:pPr>
       <w:r>
-        <w:t>PocketBase fa tutto: serve il database, espone le API REST e serve i file statici del frontend. Il browser si connette a PocketBase che risponde sia con i dati che con l'interfaccia grafica. Non serve internet: tutto gira local</w:t>
-      </w:r>
-      <w:r>
-        <w:t>mente.</w:t>
+        <w:t>PocketBase fa tutto: serve il database, espone le API REST e serve i file statici del frontend. Il browser si connette a PocketBase che risponde sia con i dati che con l'interfaccia grafica. Non serve internet: tutto gira localmente.</w:t>
       </w:r>
     </w:p>
     <w:p/>
